--- a/klagomål/A 49509-2025 FSC-klagomål.docx
+++ b/klagomål/A 49509-2025 FSC-klagomål.docx
@@ -763,7 +763,7 @@
     <w:r>
       <w:tab/>
       <w:tab/>
-      <w:t>2026-01-09</w:t>
+      <w:t>2026-01-10</w:t>
       <w:br/>
       <w:br/>
     </w:r>

--- a/klagomål/A 49509-2025 FSC-klagomål.docx
+++ b/klagomål/A 49509-2025 FSC-klagomål.docx
@@ -763,7 +763,7 @@
     <w:r>
       <w:tab/>
       <w:tab/>
-      <w:t>2026-01-10</w:t>
+      <w:t>2026-01-11</w:t>
       <w:br/>
       <w:br/>
     </w:r>

--- a/klagomål/A 49509-2025 FSC-klagomål.docx
+++ b/klagomål/A 49509-2025 FSC-klagomål.docx
@@ -763,7 +763,7 @@
     <w:r>
       <w:tab/>
       <w:tab/>
-      <w:t>2026-01-11</w:t>
+      <w:t>2026-01-12</w:t>
       <w:br/>
       <w:br/>
     </w:r>

--- a/klagomål/A 49509-2025 FSC-klagomål.docx
+++ b/klagomål/A 49509-2025 FSC-klagomål.docx
@@ -763,7 +763,7 @@
     <w:r>
       <w:tab/>
       <w:tab/>
-      <w:t>2026-01-12</w:t>
+      <w:t>2026-01-13</w:t>
       <w:br/>
       <w:br/>
     </w:r>

--- a/klagomål/A 49509-2025 FSC-klagomål.docx
+++ b/klagomål/A 49509-2025 FSC-klagomål.docx
@@ -763,7 +763,7 @@
     <w:r>
       <w:tab/>
       <w:tab/>
-      <w:t>2026-01-13</w:t>
+      <w:t>2026-01-14</w:t>
       <w:br/>
       <w:br/>
     </w:r>

--- a/klagomål/A 49509-2025 FSC-klagomål.docx
+++ b/klagomål/A 49509-2025 FSC-klagomål.docx
@@ -763,7 +763,7 @@
     <w:r>
       <w:tab/>
       <w:tab/>
-      <w:t>2026-01-14</w:t>
+      <w:t>2026-01-15</w:t>
       <w:br/>
       <w:br/>
     </w:r>

--- a/klagomål/A 49509-2025 FSC-klagomål.docx
+++ b/klagomål/A 49509-2025 FSC-klagomål.docx
@@ -763,7 +763,7 @@
     <w:r>
       <w:tab/>
       <w:tab/>
-      <w:t>2026-01-15</w:t>
+      <w:t>2026-01-16</w:t>
       <w:br/>
       <w:br/>
     </w:r>

--- a/klagomål/A 49509-2025 FSC-klagomål.docx
+++ b/klagomål/A 49509-2025 FSC-klagomål.docx
@@ -763,7 +763,7 @@
     <w:r>
       <w:tab/>
       <w:tab/>
-      <w:t>2026-01-16</w:t>
+      <w:t>2026-01-17</w:t>
       <w:br/>
       <w:br/>
     </w:r>

--- a/klagomål/A 49509-2025 FSC-klagomål.docx
+++ b/klagomål/A 49509-2025 FSC-klagomål.docx
@@ -763,7 +763,7 @@
     <w:r>
       <w:tab/>
       <w:tab/>
-      <w:t>2026-01-17</w:t>
+      <w:t>2026-01-18</w:t>
       <w:br/>
       <w:br/>
     </w:r>

--- a/klagomål/A 49509-2025 FSC-klagomål.docx
+++ b/klagomål/A 49509-2025 FSC-klagomål.docx
@@ -763,7 +763,7 @@
     <w:r>
       <w:tab/>
       <w:tab/>
-      <w:t>2026-01-18</w:t>
+      <w:t>2026-01-19</w:t>
       <w:br/>
       <w:br/>
     </w:r>

--- a/klagomål/A 49509-2025 FSC-klagomål.docx
+++ b/klagomål/A 49509-2025 FSC-klagomål.docx
@@ -763,7 +763,7 @@
     <w:r>
       <w:tab/>
       <w:tab/>
-      <w:t>2026-01-19</w:t>
+      <w:t>2026-01-20</w:t>
       <w:br/>
       <w:br/>
     </w:r>

--- a/klagomål/A 49509-2025 FSC-klagomål.docx
+++ b/klagomål/A 49509-2025 FSC-klagomål.docx
@@ -763,7 +763,7 @@
     <w:r>
       <w:tab/>
       <w:tab/>
-      <w:t>2026-01-20</w:t>
+      <w:t>2026-01-21</w:t>
       <w:br/>
       <w:br/>
     </w:r>

--- a/klagomål/A 49509-2025 FSC-klagomål.docx
+++ b/klagomål/A 49509-2025 FSC-klagomål.docx
@@ -763,7 +763,7 @@
     <w:r>
       <w:tab/>
       <w:tab/>
-      <w:t>2026-01-21</w:t>
+      <w:t>2026-01-23</w:t>
       <w:br/>
       <w:br/>
     </w:r>

--- a/klagomål/A 49509-2025 FSC-klagomål.docx
+++ b/klagomål/A 49509-2025 FSC-klagomål.docx
@@ -763,7 +763,7 @@
     <w:r>
       <w:tab/>
       <w:tab/>
-      <w:t>2026-01-23</w:t>
+      <w:t>2026-01-24</w:t>
       <w:br/>
       <w:br/>
     </w:r>

--- a/klagomål/A 49509-2025 FSC-klagomål.docx
+++ b/klagomål/A 49509-2025 FSC-klagomål.docx
@@ -763,7 +763,7 @@
     <w:r>
       <w:tab/>
       <w:tab/>
-      <w:t>2026-01-24</w:t>
+      <w:t>2026-01-25</w:t>
       <w:br/>
       <w:br/>
     </w:r>

--- a/klagomål/A 49509-2025 FSC-klagomål.docx
+++ b/klagomål/A 49509-2025 FSC-klagomål.docx
@@ -763,7 +763,7 @@
     <w:r>
       <w:tab/>
       <w:tab/>
-      <w:t>2026-01-25</w:t>
+      <w:t>2026-01-26</w:t>
       <w:br/>
       <w:br/>
     </w:r>

--- a/klagomål/A 49509-2025 FSC-klagomål.docx
+++ b/klagomål/A 49509-2025 FSC-klagomål.docx
@@ -763,7 +763,7 @@
     <w:r>
       <w:tab/>
       <w:tab/>
-      <w:t>2026-01-26</w:t>
+      <w:t>2026-01-27</w:t>
       <w:br/>
       <w:br/>
     </w:r>

--- a/klagomål/A 49509-2025 FSC-klagomål.docx
+++ b/klagomål/A 49509-2025 FSC-klagomål.docx
@@ -763,7 +763,7 @@
     <w:r>
       <w:tab/>
       <w:tab/>
-      <w:t>2026-01-27</w:t>
+      <w:t>2026-01-28</w:t>
       <w:br/>
       <w:br/>
     </w:r>

--- a/klagomål/A 49509-2025 FSC-klagomål.docx
+++ b/klagomål/A 49509-2025 FSC-klagomål.docx
@@ -112,7 +112,7 @@
         <w:pStyle w:val="ListBullet"/>
       </w:pPr>
       <w:r>
-        <w:t>Om ett ombud (tex Norra skog eller Mellanskog) avverkningsanmäler en skog med naturvärden motsvarande nyckelbiotops kvalité men markägaren inte är FSC certifierad, bör du skicka in ett FSC kontrollerat virke klagomål. Då ska klagomålet skickas till ombudsföretaget.</w:t>
+        <w:t>Om ett ombud (tex Norra skog eller Mellanskog) avverkningsanmäler en skog med naturvärden motsvarande nyckelbiotops kvalitet men markägaren inte är FSC certifierad, bör du skicka in ett FSC kontrollerat virke klagomål. Då ska klagomålet skickas till ombudsföretaget.</w:t>
       </w:r>
     </w:p>
     <w:p>
@@ -281,7 +281,25 @@
         <w:t>Järpe (NT, §4)</w:t>
       </w:r>
       <w:r>
-        <w:t>, som är rödlistad som nära hotad och upptagen i bilaga 1 och 2 EU:s fågeldirektiv, har häckningsrevir i avverkningsanmälan. Arten har minskat med 25 (10–40) % under de senaste 12 åren och är mycket stationär inom sitt revir som är minst 25 hektar stort. Dess livsmiljöer utgörs av tät barrskog med inblandning av lövträd och en väl utvecklad flerskiktad struktur med bärris och yngre eller undertryckta, täta granar i ett lägre skikt, ofta utmed bäckar och åar inne i den skyddande granskogen. Järpen överlever inte om dess livsmiljö kalavverkas och är även känslig för röjning, gallring och avverkning där unga granar och lövträd inte sparas i tillräcklig omfattning. Minskningstakten för den svenska populationen bedöms vara nära gränsvärdet för Sårbar (VU). (A2b)  (SLU Artdatabanken, 2022).</w:t>
+        <w:t xml:space="preserve">, som är rödlistad som nära hotad och upptagen i bilaga 1 och 2 EU:s fågeldirektiv, har häckningsrevir i avverkningsanmälan. Arten har minskat med 25 (10–40) % under de senaste 12 åren och är mycket stationär inom sitt revir som är minst 25 hektar stort. Dess livsmiljöer utgörs av tät barrskog med inblandning av lövträd och en väl utvecklad flerskiktad struktur med bärris och yngre eller undertryckta, täta granar i ett lägre skikt, ofta utmed bäckar och åar inne i den skyddande granskogen. Järpen överlever inte om dess livsmiljö kalavverkas och är även känslig för röjning, gallring och avverkning där unga granar och lövträd inte sparas i tillräcklig omfattning. Minskningstakten för den svenska populationen bedöms vara nära gränsvärdet för Sårbar (VU). Järpe är typisk art för </w:t>
+      </w:r>
+      <w:r>
+        <w:rPr>
+          <w:i/>
+        </w:rPr>
+        <w:t xml:space="preserve">9010 Taiga, 9080 Lövsumpskog </w:t>
+      </w:r>
+      <w:r>
+        <w:t xml:space="preserve">och </w:t>
+      </w:r>
+      <w:r>
+        <w:rPr>
+          <w:i/>
+        </w:rPr>
+        <w:t xml:space="preserve">9740 Skogsbevuxen myr </w:t>
+      </w:r>
+      <w:r>
+        <w:t>(SLU Artdatabanken, 2022).</w:t>
       </w:r>
     </w:p>
     <w:p>
@@ -763,7 +781,7 @@
     <w:r>
       <w:tab/>
       <w:tab/>
-      <w:t>2026-01-28</w:t>
+      <w:t>2026-01-29</w:t>
       <w:br/>
       <w:br/>
     </w:r>

--- a/klagomål/A 49509-2025 FSC-klagomål.docx
+++ b/klagomål/A 49509-2025 FSC-klagomål.docx
@@ -781,7 +781,7 @@
     <w:r>
       <w:tab/>
       <w:tab/>
-      <w:t>2026-01-29</w:t>
+      <w:t>2026-01-30</w:t>
       <w:br/>
       <w:br/>
     </w:r>

--- a/klagomål/A 49509-2025 FSC-klagomål.docx
+++ b/klagomål/A 49509-2025 FSC-klagomål.docx
@@ -781,7 +781,7 @@
     <w:r>
       <w:tab/>
       <w:tab/>
-      <w:t>2026-01-30</w:t>
+      <w:t>2026-01-31</w:t>
       <w:br/>
       <w:br/>
     </w:r>

--- a/klagomål/A 49509-2025 FSC-klagomål.docx
+++ b/klagomål/A 49509-2025 FSC-klagomål.docx
@@ -781,7 +781,7 @@
     <w:r>
       <w:tab/>
       <w:tab/>
-      <w:t>2026-03-01</w:t>
+      <w:t>2026-03-02</w:t>
       <w:br/>
       <w:br/>
     </w:r>

--- a/klagomål/A 49509-2025 FSC-klagomål.docx
+++ b/klagomål/A 49509-2025 FSC-klagomål.docx
@@ -781,7 +781,7 @@
     <w:r>
       <w:tab/>
       <w:tab/>
-      <w:t>2026-03-02</w:t>
+      <w:t>2026-03-03</w:t>
       <w:br/>
       <w:br/>
     </w:r>

--- a/klagomål/A 49509-2025 FSC-klagomål.docx
+++ b/klagomål/A 49509-2025 FSC-klagomål.docx
@@ -781,7 +781,7 @@
     <w:r>
       <w:tab/>
       <w:tab/>
-      <w:t>2026-03-03</w:t>
+      <w:t>2026-03-04</w:t>
       <w:br/>
       <w:br/>
     </w:r>

--- a/klagomål/A 49509-2025 FSC-klagomål.docx
+++ b/klagomål/A 49509-2025 FSC-klagomål.docx
@@ -781,7 +781,7 @@
     <w:r>
       <w:tab/>
       <w:tab/>
-      <w:t>2026-03-04</w:t>
+      <w:t>2026-03-05</w:t>
       <w:br/>
       <w:br/>
     </w:r>

--- a/klagomål/A 49509-2025 FSC-klagomål.docx
+++ b/klagomål/A 49509-2025 FSC-klagomål.docx
@@ -781,7 +781,7 @@
     <w:r>
       <w:tab/>
       <w:tab/>
-      <w:t>2026-03-05</w:t>
+      <w:t>2026-03-06</w:t>
       <w:br/>
       <w:br/>
     </w:r>

--- a/klagomål/A 49509-2025 FSC-klagomål.docx
+++ b/klagomål/A 49509-2025 FSC-klagomål.docx
@@ -781,7 +781,7 @@
     <w:r>
       <w:tab/>
       <w:tab/>
-      <w:t>2026-03-06</w:t>
+      <w:t>2026-03-07</w:t>
       <w:br/>
       <w:br/>
     </w:r>

--- a/klagomål/A 49509-2025 FSC-klagomål.docx
+++ b/klagomål/A 49509-2025 FSC-klagomål.docx
@@ -781,7 +781,7 @@
     <w:r>
       <w:tab/>
       <w:tab/>
-      <w:t>2026-03-07</w:t>
+      <w:t>2026-03-08</w:t>
       <w:br/>
       <w:br/>
     </w:r>

--- a/klagomål/A 49509-2025 FSC-klagomål.docx
+++ b/klagomål/A 49509-2025 FSC-klagomål.docx
@@ -781,7 +781,7 @@
     <w:r>
       <w:tab/>
       <w:tab/>
-      <w:t>2026-03-08</w:t>
+      <w:t>2026-03-09</w:t>
       <w:br/>
       <w:br/>
     </w:r>

--- a/klagomål/A 49509-2025 FSC-klagomål.docx
+++ b/klagomål/A 49509-2025 FSC-klagomål.docx
@@ -781,7 +781,7 @@
     <w:r>
       <w:tab/>
       <w:tab/>
-      <w:t>2026-03-09</w:t>
+      <w:t>2026-03-10</w:t>
       <w:br/>
       <w:br/>
     </w:r>

--- a/klagomål/A 49509-2025 FSC-klagomål.docx
+++ b/klagomål/A 49509-2025 FSC-klagomål.docx
@@ -628,7 +628,7 @@
     </w:p>
     <w:p>
       <w:r>
-        <w:t>Arten behöver lämpliga skogsbestånd om sammanlagt minst 25 hektar. Den är mycket stationär inom sitt revir och när ett par etablerat sig stannar de så länge miljön är intakt. Den undviker öppen mark och förﬂyttar sig sällan över större öppna myrar eller åkermark, och är därför känslig för fragmentering. Järpen överlever inte om dess livsmiljö kalavverkas och är även känslig för röjning, gallring och avverkning där unga granar och lövträd inte sparas i tillräcklig omfattning. Minskningstakten för den svenska populationen bedöms vara nära gränsvärdet för Sårbar (VU). (A2b)  (SLU Artdatabanken, 2022).</w:t>
+        <w:t>Arten behöver lämpliga skogsbestånd om sammanlagt minst 25 hektar. Den är mycket stationär inom sitt revir och när ett par etablerat sig stannar de så länge miljön är intakt. Den undviker öppen mark och förﬂyttar sig sällan över större öppna myrar eller åkermark, och är därför känslig för fragmentering. Järpen överlever inte om dess livsmiljö kalavverkas och är även känslig för röjning, gallring och avverkning där unga granar och lövträd inte sparas i tillräcklig omfattning. Minskningstakten för den svenska populationen bedöms vara nära gränsvärdet för Sårbar (VU). (A2b) (SLU Artdatabanken, 2022).</w:t>
       </w:r>
     </w:p>
     <w:p>
@@ -781,7 +781,7 @@
     <w:r>
       <w:tab/>
       <w:tab/>
-      <w:t>2026-03-10</w:t>
+      <w:t>2026-03-11</w:t>
       <w:br/>
       <w:br/>
     </w:r>

--- a/klagomål/A 49509-2025 FSC-klagomål.docx
+++ b/klagomål/A 49509-2025 FSC-klagomål.docx
@@ -781,7 +781,7 @@
     <w:r>
       <w:tab/>
       <w:tab/>
-      <w:t>2026-03-11</w:t>
+      <w:t>2026-03-12</w:t>
       <w:br/>
       <w:br/>
     </w:r>

--- a/klagomål/A 49509-2025 FSC-klagomål.docx
+++ b/klagomål/A 49509-2025 FSC-klagomål.docx
@@ -781,7 +781,7 @@
     <w:r>
       <w:tab/>
       <w:tab/>
-      <w:t>2026-03-12</w:t>
+      <w:t>2026-03-13</w:t>
       <w:br/>
       <w:br/>
     </w:r>

--- a/klagomål/A 49509-2025 FSC-klagomål.docx
+++ b/klagomål/A 49509-2025 FSC-klagomål.docx
@@ -781,7 +781,7 @@
     <w:r>
       <w:tab/>
       <w:tab/>
-      <w:t>2026-03-13</w:t>
+      <w:t>2026-03-16</w:t>
       <w:br/>
       <w:br/>
     </w:r>

--- a/klagomål/A 49509-2025 FSC-klagomål.docx
+++ b/klagomål/A 49509-2025 FSC-klagomål.docx
@@ -781,7 +781,7 @@
     <w:r>
       <w:tab/>
       <w:tab/>
-      <w:t>2026-03-16</w:t>
+      <w:t>2026-03-17</w:t>
       <w:br/>
       <w:br/>
     </w:r>

--- a/klagomål/A 49509-2025 FSC-klagomål.docx
+++ b/klagomål/A 49509-2025 FSC-klagomål.docx
@@ -781,7 +781,7 @@
     <w:r>
       <w:tab/>
       <w:tab/>
-      <w:t>2026-03-17</w:t>
+      <w:t>2026-03-18</w:t>
       <w:br/>
       <w:br/>
     </w:r>

--- a/klagomål/A 49509-2025 FSC-klagomål.docx
+++ b/klagomål/A 49509-2025 FSC-klagomål.docx
@@ -781,7 +781,7 @@
     <w:r>
       <w:tab/>
       <w:tab/>
-      <w:t>2026-03-18</w:t>
+      <w:t>2026-03-19</w:t>
       <w:br/>
       <w:br/>
     </w:r>

--- a/klagomål/A 49509-2025 FSC-klagomål.docx
+++ b/klagomål/A 49509-2025 FSC-klagomål.docx
@@ -781,7 +781,7 @@
     <w:r>
       <w:tab/>
       <w:tab/>
-      <w:t>2026-03-19</w:t>
+      <w:t>2026-03-20</w:t>
       <w:br/>
       <w:br/>
     </w:r>

--- a/klagomål/A 49509-2025 FSC-klagomål.docx
+++ b/klagomål/A 49509-2025 FSC-klagomål.docx
@@ -781,7 +781,7 @@
     <w:r>
       <w:tab/>
       <w:tab/>
-      <w:t>2026-03-20</w:t>
+      <w:t>2026-03-21</w:t>
       <w:br/>
       <w:br/>
     </w:r>

--- a/klagomål/A 49509-2025 FSC-klagomål.docx
+++ b/klagomål/A 49509-2025 FSC-klagomål.docx
@@ -781,7 +781,7 @@
     <w:r>
       <w:tab/>
       <w:tab/>
-      <w:t>2026-03-21</w:t>
+      <w:t>2026-03-22</w:t>
       <w:br/>
       <w:br/>
     </w:r>

--- a/klagomål/A 49509-2025 FSC-klagomål.docx
+++ b/klagomål/A 49509-2025 FSC-klagomål.docx
@@ -781,7 +781,7 @@
     <w:r>
       <w:tab/>
       <w:tab/>
-      <w:t>2026-03-22</w:t>
+      <w:t>2026-03-23</w:t>
       <w:br/>
       <w:br/>
     </w:r>

--- a/klagomål/A 49509-2025 FSC-klagomål.docx
+++ b/klagomål/A 49509-2025 FSC-klagomål.docx
@@ -781,7 +781,7 @@
     <w:r>
       <w:tab/>
       <w:tab/>
-      <w:t>2026-03-23</w:t>
+      <w:t>2026-03-24</w:t>
       <w:br/>
       <w:br/>
     </w:r>

--- a/klagomål/A 49509-2025 FSC-klagomål.docx
+++ b/klagomål/A 49509-2025 FSC-klagomål.docx
@@ -781,7 +781,7 @@
     <w:r>
       <w:tab/>
       <w:tab/>
-      <w:t>2026-03-24</w:t>
+      <w:t>2026-03-25</w:t>
       <w:br/>
       <w:br/>
     </w:r>

--- a/klagomål/A 49509-2025 FSC-klagomål.docx
+++ b/klagomål/A 49509-2025 FSC-klagomål.docx
@@ -781,7 +781,7 @@
     <w:r>
       <w:tab/>
       <w:tab/>
-      <w:t>2026-03-25</w:t>
+      <w:t>2026-03-26</w:t>
       <w:br/>
       <w:br/>
     </w:r>

--- a/klagomål/A 49509-2025 FSC-klagomål.docx
+++ b/klagomål/A 49509-2025 FSC-klagomål.docx
@@ -781,7 +781,7 @@
     <w:r>
       <w:tab/>
       <w:tab/>
-      <w:t>2026-03-26</w:t>
+      <w:t>2026-03-27</w:t>
       <w:br/>
       <w:br/>
     </w:r>

--- a/klagomål/A 49509-2025 FSC-klagomål.docx
+++ b/klagomål/A 49509-2025 FSC-klagomål.docx
@@ -781,7 +781,7 @@
     <w:r>
       <w:tab/>
       <w:tab/>
-      <w:t>2026-03-27</w:t>
+      <w:t>2026-03-28</w:t>
       <w:br/>
       <w:br/>
     </w:r>

--- a/klagomål/A 49509-2025 FSC-klagomål.docx
+++ b/klagomål/A 49509-2025 FSC-klagomål.docx
@@ -781,7 +781,7 @@
     <w:r>
       <w:tab/>
       <w:tab/>
-      <w:t>2026-03-28</w:t>
+      <w:t>2026-03-29</w:t>
       <w:br/>
       <w:br/>
     </w:r>

--- a/klagomål/A 49509-2025 FSC-klagomål.docx
+++ b/klagomål/A 49509-2025 FSC-klagomål.docx
@@ -781,7 +781,7 @@
     <w:r>
       <w:tab/>
       <w:tab/>
-      <w:t>2026-03-29</w:t>
+      <w:t>2026-03-30</w:t>
       <w:br/>
       <w:br/>
     </w:r>

--- a/klagomål/A 49509-2025 FSC-klagomål.docx
+++ b/klagomål/A 49509-2025 FSC-klagomål.docx
@@ -781,7 +781,7 @@
     <w:r>
       <w:tab/>
       <w:tab/>
-      <w:t>2026-03-30</w:t>
+      <w:t>2026-03-31</w:t>
       <w:br/>
       <w:br/>
     </w:r>

--- a/klagomål/A 49509-2025 FSC-klagomål.docx
+++ b/klagomål/A 49509-2025 FSC-klagomål.docx
@@ -781,7 +781,7 @@
     <w:r>
       <w:tab/>
       <w:tab/>
-      <w:t>2026-03-31</w:t>
+      <w:t>2026-04-01</w:t>
       <w:br/>
       <w:br/>
     </w:r>

--- a/klagomål/A 49509-2025 FSC-klagomål.docx
+++ b/klagomål/A 49509-2025 FSC-klagomål.docx
@@ -781,7 +781,7 @@
     <w:r>
       <w:tab/>
       <w:tab/>
-      <w:t>2026-04-01</w:t>
+      <w:t>2026-04-02</w:t>
       <w:br/>
       <w:br/>
     </w:r>

--- a/klagomål/A 49509-2025 FSC-klagomål.docx
+++ b/klagomål/A 49509-2025 FSC-klagomål.docx
@@ -781,7 +781,7 @@
     <w:r>
       <w:tab/>
       <w:tab/>
-      <w:t>2026-04-02</w:t>
+      <w:t>2026-04-03</w:t>
       <w:br/>
       <w:br/>
     </w:r>

--- a/klagomål/A 49509-2025 FSC-klagomål.docx
+++ b/klagomål/A 49509-2025 FSC-klagomål.docx
@@ -781,7 +781,7 @@
     <w:r>
       <w:tab/>
       <w:tab/>
-      <w:t>2026-04-03</w:t>
+      <w:t>2026-04-04</w:t>
       <w:br/>
       <w:br/>
     </w:r>

--- a/klagomål/A 49509-2025 FSC-klagomål.docx
+++ b/klagomål/A 49509-2025 FSC-klagomål.docx
@@ -781,7 +781,7 @@
     <w:r>
       <w:tab/>
       <w:tab/>
-      <w:t>2026-04-04</w:t>
+      <w:t>2026-04-05</w:t>
       <w:br/>
       <w:br/>
     </w:r>

--- a/klagomål/A 49509-2025 FSC-klagomål.docx
+++ b/klagomål/A 49509-2025 FSC-klagomål.docx
@@ -799,7 +799,7 @@
     <w:r>
       <w:tab/>
       <w:tab/>
-      <w:t>2026-04-14</w:t>
+      <w:t>2026-04-15</w:t>
       <w:br/>
       <w:br/>
     </w:r>

--- a/klagomål/A 49509-2025 FSC-klagomål.docx
+++ b/klagomål/A 49509-2025 FSC-klagomål.docx
@@ -799,7 +799,7 @@
     <w:r>
       <w:tab/>
       <w:tab/>
-      <w:t>2026-04-15</w:t>
+      <w:t>2026-04-16</w:t>
       <w:br/>
       <w:br/>
     </w:r>

--- a/klagomål/A 49509-2025 FSC-klagomål.docx
+++ b/klagomål/A 49509-2025 FSC-klagomål.docx
@@ -799,7 +799,7 @@
     <w:r>
       <w:tab/>
       <w:tab/>
-      <w:t>2026-04-16</w:t>
+      <w:t>2026-04-17</w:t>
       <w:br/>
       <w:br/>
     </w:r>

--- a/klagomål/A 49509-2025 FSC-klagomål.docx
+++ b/klagomål/A 49509-2025 FSC-klagomål.docx
@@ -799,7 +799,7 @@
     <w:r>
       <w:tab/>
       <w:tab/>
-      <w:t>2026-04-17</w:t>
+      <w:t>2026-04-18</w:t>
       <w:br/>
       <w:br/>
     </w:r>

--- a/klagomål/A 49509-2025 FSC-klagomål.docx
+++ b/klagomål/A 49509-2025 FSC-klagomål.docx
@@ -799,7 +799,7 @@
     <w:r>
       <w:tab/>
       <w:tab/>
-      <w:t>2026-04-18</w:t>
+      <w:t>2026-04-19</w:t>
       <w:br/>
       <w:br/>
     </w:r>

--- a/klagomål/A 49509-2025 FSC-klagomål.docx
+++ b/klagomål/A 49509-2025 FSC-klagomål.docx
@@ -799,7 +799,7 @@
     <w:r>
       <w:tab/>
       <w:tab/>
-      <w:t>2026-04-19</w:t>
+      <w:t>2026-04-20</w:t>
       <w:br/>
       <w:br/>
     </w:r>

--- a/klagomål/A 49509-2025 FSC-klagomål.docx
+++ b/klagomål/A 49509-2025 FSC-klagomål.docx
@@ -799,7 +799,7 @@
     <w:r>
       <w:tab/>
       <w:tab/>
-      <w:t>2026-04-20</w:t>
+      <w:t>2026-04-21</w:t>
       <w:br/>
       <w:br/>
     </w:r>

--- a/klagomål/A 49509-2025 FSC-klagomål.docx
+++ b/klagomål/A 49509-2025 FSC-klagomål.docx
@@ -799,7 +799,7 @@
     <w:r>
       <w:tab/>
       <w:tab/>
-      <w:t>2026-04-21</w:t>
+      <w:t>2026-04-22</w:t>
       <w:br/>
       <w:br/>
     </w:r>

--- a/klagomål/A 49509-2025 FSC-klagomål.docx
+++ b/klagomål/A 49509-2025 FSC-klagomål.docx
@@ -799,7 +799,7 @@
     <w:r>
       <w:tab/>
       <w:tab/>
-      <w:t>2026-04-22</w:t>
+      <w:t>2026-04-23</w:t>
       <w:br/>
       <w:br/>
     </w:r>

--- a/klagomål/A 49509-2025 FSC-klagomål.docx
+++ b/klagomål/A 49509-2025 FSC-klagomål.docx
@@ -799,7 +799,7 @@
     <w:r>
       <w:tab/>
       <w:tab/>
-      <w:t>2026-04-23</w:t>
+      <w:t>2026-04-24</w:t>
       <w:br/>
       <w:br/>
     </w:r>

--- a/klagomål/A 49509-2025 FSC-klagomål.docx
+++ b/klagomål/A 49509-2025 FSC-klagomål.docx
@@ -799,7 +799,7 @@
     <w:r>
       <w:tab/>
       <w:tab/>
-      <w:t>2026-04-24</w:t>
+      <w:t>2026-04-25</w:t>
       <w:br/>
       <w:br/>
     </w:r>

--- a/klagomål/A 49509-2025 FSC-klagomål.docx
+++ b/klagomål/A 49509-2025 FSC-klagomål.docx
@@ -799,7 +799,7 @@
     <w:r>
       <w:tab/>
       <w:tab/>
-      <w:t>2026-04-25</w:t>
+      <w:t>2026-04-26</w:t>
       <w:br/>
       <w:br/>
     </w:r>

--- a/klagomål/A 49509-2025 FSC-klagomål.docx
+++ b/klagomål/A 49509-2025 FSC-klagomål.docx
@@ -799,7 +799,7 @@
     <w:r>
       <w:tab/>
       <w:tab/>
-      <w:t>2026-04-26</w:t>
+      <w:t>2026-04-27</w:t>
       <w:br/>
       <w:br/>
     </w:r>

--- a/klagomål/A 49509-2025 FSC-klagomål.docx
+++ b/klagomål/A 49509-2025 FSC-klagomål.docx
@@ -799,7 +799,7 @@
     <w:r>
       <w:tab/>
       <w:tab/>
-      <w:t>2026-04-27</w:t>
+      <w:t>2026-04-28</w:t>
       <w:br/>
       <w:br/>
     </w:r>

--- a/klagomål/A 49509-2025 FSC-klagomål.docx
+++ b/klagomål/A 49509-2025 FSC-klagomål.docx
@@ -799,7 +799,7 @@
     <w:r>
       <w:tab/>
       <w:tab/>
-      <w:t>2026-04-28</w:t>
+      <w:t>2026-04-29</w:t>
       <w:br/>
       <w:br/>
     </w:r>

--- a/klagomål/A 49509-2025 FSC-klagomål.docx
+++ b/klagomål/A 49509-2025 FSC-klagomål.docx
@@ -799,7 +799,7 @@
     <w:r>
       <w:tab/>
       <w:tab/>
-      <w:t>2026-04-29</w:t>
+      <w:t>2026-04-30</w:t>
       <w:br/>
       <w:br/>
     </w:r>

--- a/klagomål/A 49509-2025 FSC-klagomål.docx
+++ b/klagomål/A 49509-2025 FSC-klagomål.docx
@@ -799,7 +799,7 @@
     <w:r>
       <w:tab/>
       <w:tab/>
-      <w:t>2026-04-30</w:t>
+      <w:t>2026-05-01</w:t>
       <w:br/>
       <w:br/>
     </w:r>

--- a/klagomål/A 49509-2025 FSC-klagomål.docx
+++ b/klagomål/A 49509-2025 FSC-klagomål.docx
@@ -799,7 +799,7 @@
     <w:r>
       <w:tab/>
       <w:tab/>
-      <w:t>2026-05-01</w:t>
+      <w:t>2026-05-02</w:t>
       <w:br/>
       <w:br/>
     </w:r>

--- a/klagomål/A 49509-2025 FSC-klagomål.docx
+++ b/klagomål/A 49509-2025 FSC-klagomål.docx
@@ -799,7 +799,7 @@
     <w:r>
       <w:tab/>
       <w:tab/>
-      <w:t>2026-05-02</w:t>
+      <w:t>2026-05-03</w:t>
       <w:br/>
       <w:br/>
     </w:r>

--- a/klagomål/A 49509-2025 FSC-klagomål.docx
+++ b/klagomål/A 49509-2025 FSC-klagomål.docx
@@ -799,7 +799,7 @@
     <w:r>
       <w:tab/>
       <w:tab/>
-      <w:t>2026-05-16</w:t>
+      <w:t>2026-05-17</w:t>
       <w:br/>
       <w:br/>
     </w:r>

--- a/klagomål/A 49509-2025 FSC-klagomål.docx
+++ b/klagomål/A 49509-2025 FSC-klagomål.docx
@@ -799,7 +799,7 @@
     <w:r>
       <w:tab/>
       <w:tab/>
-      <w:t>2026-05-17</w:t>
+      <w:t>2026-05-18</w:t>
       <w:br/>
       <w:br/>
     </w:r>

--- a/klagomål/A 49509-2025 FSC-klagomål.docx
+++ b/klagomål/A 49509-2025 FSC-klagomål.docx
@@ -799,7 +799,7 @@
     <w:r>
       <w:tab/>
       <w:tab/>
-      <w:t>2026-05-18</w:t>
+      <w:t>2026-05-19</w:t>
       <w:br/>
       <w:br/>
     </w:r>

--- a/klagomål/A 49509-2025 FSC-klagomål.docx
+++ b/klagomål/A 49509-2025 FSC-klagomål.docx
@@ -799,7 +799,7 @@
     <w:r>
       <w:tab/>
       <w:tab/>
-      <w:t>2026-05-19</w:t>
+      <w:t>2026-05-20</w:t>
       <w:br/>
       <w:br/>
     </w:r>

--- a/klagomål/A 49509-2025 FSC-klagomål.docx
+++ b/klagomål/A 49509-2025 FSC-klagomål.docx
@@ -799,7 +799,7 @@
     <w:r>
       <w:tab/>
       <w:tab/>
-      <w:t>2026-05-20</w:t>
+      <w:t>2026-05-21</w:t>
       <w:br/>
       <w:br/>
     </w:r>

--- a/klagomål/A 49509-2025 FSC-klagomål.docx
+++ b/klagomål/A 49509-2025 FSC-klagomål.docx
@@ -799,7 +799,7 @@
     <w:r>
       <w:tab/>
       <w:tab/>
-      <w:t>2026-05-21</w:t>
+      <w:t>2026-05-22</w:t>
       <w:br/>
       <w:br/>
     </w:r>

--- a/klagomål/A 49509-2025 FSC-klagomål.docx
+++ b/klagomål/A 49509-2025 FSC-klagomål.docx
@@ -799,7 +799,7 @@
     <w:r>
       <w:tab/>
       <w:tab/>
-      <w:t>2026-05-22</w:t>
+      <w:t>2026-05-23</w:t>
       <w:br/>
       <w:br/>
     </w:r>

--- a/klagomål/A 49509-2025 FSC-klagomål.docx
+++ b/klagomål/A 49509-2025 FSC-klagomål.docx
@@ -799,7 +799,7 @@
     <w:r>
       <w:tab/>
       <w:tab/>
-      <w:t>2026-05-23</w:t>
+      <w:t>2026-05-24</w:t>
       <w:br/>
       <w:br/>
     </w:r>

--- a/klagomål/A 49509-2025 FSC-klagomål.docx
+++ b/klagomål/A 49509-2025 FSC-klagomål.docx
@@ -799,7 +799,7 @@
     <w:r>
       <w:tab/>
       <w:tab/>
-      <w:t>2026-05-24</w:t>
+      <w:t>2026-05-25</w:t>
       <w:br/>
       <w:br/>
     </w:r>

--- a/klagomål/A 49509-2025 FSC-klagomål.docx
+++ b/klagomål/A 49509-2025 FSC-klagomål.docx
@@ -799,7 +799,7 @@
     <w:r>
       <w:tab/>
       <w:tab/>
-      <w:t>2026-05-25</w:t>
+      <w:t>2026-05-26</w:t>
       <w:br/>
       <w:br/>
     </w:r>

--- a/klagomål/A 49509-2025 FSC-klagomål.docx
+++ b/klagomål/A 49509-2025 FSC-klagomål.docx
@@ -799,7 +799,7 @@
     <w:r>
       <w:tab/>
       <w:tab/>
-      <w:t>2026-05-26</w:t>
+      <w:t>2026-05-27</w:t>
       <w:br/>
       <w:br/>
     </w:r>

--- a/klagomål/A 49509-2025 FSC-klagomål.docx
+++ b/klagomål/A 49509-2025 FSC-klagomål.docx
@@ -799,7 +799,7 @@
     <w:r>
       <w:tab/>
       <w:tab/>
-      <w:t>2026-05-27</w:t>
+      <w:t>2026-05-28</w:t>
       <w:br/>
       <w:br/>
     </w:r>

--- a/klagomål/A 49509-2025 FSC-klagomål.docx
+++ b/klagomål/A 49509-2025 FSC-klagomål.docx
@@ -799,7 +799,7 @@
     <w:r>
       <w:tab/>
       <w:tab/>
-      <w:t>2026-05-28</w:t>
+      <w:t>2026-05-29</w:t>
       <w:br/>
       <w:br/>
     </w:r>

--- a/klagomål/A 49509-2025 FSC-klagomål.docx
+++ b/klagomål/A 49509-2025 FSC-klagomål.docx
@@ -799,7 +799,7 @@
     <w:r>
       <w:tab/>
       <w:tab/>
-      <w:t>2026-05-29</w:t>
+      <w:t>2026-05-30</w:t>
       <w:br/>
       <w:br/>
     </w:r>

--- a/klagomål/A 49509-2025 FSC-klagomål.docx
+++ b/klagomål/A 49509-2025 FSC-klagomål.docx
@@ -799,7 +799,7 @@
     <w:r>
       <w:tab/>
       <w:tab/>
-      <w:t>2026-05-30</w:t>
+      <w:t>2026-05-31</w:t>
       <w:br/>
       <w:br/>
     </w:r>

--- a/klagomål/A 49509-2025 FSC-klagomål.docx
+++ b/klagomål/A 49509-2025 FSC-klagomål.docx
@@ -799,7 +799,7 @@
     <w:r>
       <w:tab/>
       <w:tab/>
-      <w:t>2026-05-31</w:t>
+      <w:t>2026-06-01</w:t>
       <w:br/>
       <w:br/>
     </w:r>

--- a/klagomål/A 49509-2025 FSC-klagomål.docx
+++ b/klagomål/A 49509-2025 FSC-klagomål.docx
@@ -799,7 +799,7 @@
     <w:r>
       <w:tab/>
       <w:tab/>
-      <w:t>2026-06-01</w:t>
+      <w:t>2026-06-02</w:t>
       <w:br/>
       <w:br/>
     </w:r>

--- a/klagomål/A 49509-2025 FSC-klagomål.docx
+++ b/klagomål/A 49509-2025 FSC-klagomål.docx
@@ -799,7 +799,7 @@
     <w:r>
       <w:tab/>
       <w:tab/>
-      <w:t>2026-06-02</w:t>
+      <w:t>2026-06-03</w:t>
       <w:br/>
       <w:br/>
     </w:r>

--- a/klagomål/A 49509-2025 FSC-klagomål.docx
+++ b/klagomål/A 49509-2025 FSC-klagomål.docx
@@ -799,7 +799,7 @@
     <w:r>
       <w:tab/>
       <w:tab/>
-      <w:t>2026-06-03</w:t>
+      <w:t>2026-06-04</w:t>
       <w:br/>
       <w:br/>
     </w:r>

--- a/klagomål/A 49509-2025 FSC-klagomål.docx
+++ b/klagomål/A 49509-2025 FSC-klagomål.docx
@@ -799,7 +799,7 @@
     <w:r>
       <w:tab/>
       <w:tab/>
-      <w:t>2026-06-04</w:t>
+      <w:t>2026-06-05</w:t>
       <w:br/>
       <w:br/>
     </w:r>

--- a/klagomål/A 49509-2025 FSC-klagomål.docx
+++ b/klagomål/A 49509-2025 FSC-klagomål.docx
@@ -799,7 +799,7 @@
     <w:r>
       <w:tab/>
       <w:tab/>
-      <w:t>2026-06-05</w:t>
+      <w:t>2026-06-06</w:t>
       <w:br/>
       <w:br/>
     </w:r>

--- a/klagomål/A 49509-2025 FSC-klagomål.docx
+++ b/klagomål/A 49509-2025 FSC-klagomål.docx
@@ -799,7 +799,7 @@
     <w:r>
       <w:tab/>
       <w:tab/>
-      <w:t>2026-06-06</w:t>
+      <w:t>2026-06-07</w:t>
       <w:br/>
       <w:br/>
     </w:r>

--- a/klagomål/A 49509-2025 FSC-klagomål.docx
+++ b/klagomål/A 49509-2025 FSC-klagomål.docx
@@ -799,7 +799,7 @@
     <w:r>
       <w:tab/>
       <w:tab/>
-      <w:t>2026-06-07</w:t>
+      <w:t>2026-06-08</w:t>
       <w:br/>
       <w:br/>
     </w:r>
